--- a/_inbox/PDI/05-distribuidos-mensageria-eventos/atividade-4/7-apresentacao/pdi-distribuidos-mensageria-eventos-a4.docx
+++ b/_inbox/PDI/05-distribuidos-mensageria-eventos/atividade-4/7-apresentacao/pdi-distribuidos-mensageria-eventos-a4.docx
@@ -4,186 +4,138 @@
   <w:body>
     <w:p>
       <w:pPr>
-        <w:jc w:val="center"/>
+        <w:pStyle w:val="Title"/>
       </w:pPr>
       <w:r>
-        <w:rPr>
-          <w:b/>
-          <w:color w:val="8B4513"/>
-          <w:sz w:val="28"/>
-        </w:rPr>
-        <w:t>PDI</w:t>
+        <w:t>Conformidade LGPD em Eventos e Dados (anonimizacao, consentimento, esquecimento)</w:t>
+      </w:r>
+    </w:p>
+    <w:p>
+      <w:r>
+        <w:t>PDI Marcos Luciano - marcosluciano.rodrigues@v4company.com</w:t>
       </w:r>
     </w:p>
     <w:p>
       <w:pPr>
-        <w:jc w:val="center"/>
+        <w:pStyle w:val="Heading1"/>
       </w:pPr>
       <w:r>
-        <w:rPr>
-          <w:b/>
-          <w:sz w:val="46"/>
-        </w:rPr>
-        <w:t>Conformidade LGPD em Eventos e Dados (anonimizacao, consentimento, esquecimento)</w:t>
+        <w:t>1. Contexto</w:t>
+      </w:r>
+    </w:p>
+    <w:p>
+      <w:r>
+        <w:t>A FV roda dados de clientes em vários serviços: o evento lead.criado viaja por Vendas, Marketing, Enriquecimento e Analytics. A LGPD exige que dado pessoal só circule com base legal (consentimento), seja guardado pelo tempo mínimo e possa ser anonimizado ou apagado. Num sistema distribuído, o dado pessoal se espalha — e o risco também.</w:t>
+      </w:r>
+    </w:p>
+    <w:p>
+      <w:r>
+        <w:t>Analogia do bilhete com CPFVocê passa um bilhete com seu CPF para o atendente, que o repassa ao caixa, que o cola num quadro, que o manda ao RH. Se um desses lugares vazar, seu CPF está na rua e ninguém sabe de quem foi a culpa. A LGPD em dados distribuídos é: só repasse o CPF se o cliente autorizou, manche o bilhete ao sair do setor (anonimize), e destrua o original quando o prazo vencer (retenção). Cada sala precisa de regra.</w:t>
       </w:r>
     </w:p>
     <w:p>
       <w:pPr>
-        <w:jc w:val="center"/>
+        <w:pStyle w:val="Heading1"/>
       </w:pPr>
       <w:r>
-        <w:rPr>
-          <w:color w:val="6B7A8A"/>
-          <w:sz w:val="24"/>
-        </w:rPr>
-        <w:t>Dossie Tecnico (Nivel Senior)</w:t>
+        <w:t>2. Diagnóstico</w:t>
+      </w:r>
+    </w:p>
+    <w:p>
+      <w:r>
+        <w:t>Hoje o lead.criado carrega CPF, e-mail e telefone em texto puro por todos os tópicos. Não há flag de consentimento, nem prazo de retenção, nem criptografia em repouso. Um auditor da ANPD pede 'apague o João' e ninguém acha em qual serviço o dado parou. Multa e imagem em risco.</w:t>
+      </w:r>
+    </w:p>
+    <w:p>
+      <w:r>
+        <w:t>Dados pessoais expostos em tópicos (n campos)JanFevMarAbrMaiJunJulAgoSetOutNovDezAntesDepoisTempo p/ atender pedido de apagamento (dias)JanFevMarAbrMaiJunJulAgoSetOutNovDezAntesDepois</w:t>
+      </w:r>
+    </w:p>
+    <w:p>
+      <w:r>
+        <w:t>Raiz do problema: o dado pessoal é replicado sem consentimento explícito nem marcação de ciclo de vida. Não há rastro de onde o dado vive, então o direito ao esquecimento é inviável.</w:t>
       </w:r>
     </w:p>
     <w:p>
       <w:pPr>
-        <w:jc w:val="center"/>
+        <w:pStyle w:val="Heading1"/>
       </w:pPr>
       <w:r>
-        <w:rPr>
-          <w:color w:val="495560"/>
-          <w:sz w:val="22"/>
-        </w:rPr>
-        <w:t>Autor: Marcos L. R. V. (Coordenador de Engenharia)</w:t>
-        <w:br/>
-      </w:r>
-      <w:r>
-        <w:rPr>
-          <w:color w:val="495560"/>
-          <w:sz w:val="22"/>
-        </w:rPr>
-        <w:t>Unidade: V4 Company / Squad de Engenharia de IA</w:t>
-        <w:br/>
-      </w:r>
-      <w:r>
-        <w:rPr>
-          <w:color w:val="495560"/>
-          <w:sz w:val="22"/>
-        </w:rPr>
-        <w:t>Data: 2026-08-27</w:t>
-        <w:br/>
-      </w:r>
-      <w:r>
-        <w:rPr>
-          <w:color w:val="495560"/>
-          <w:sz w:val="22"/>
-        </w:rPr>
-        <w:t>Area: Sistemas Distribuidos</w:t>
-        <w:br/>
-      </w:r>
-      <w:r>
-        <w:rPr>
-          <w:color w:val="495560"/>
-          <w:sz w:val="22"/>
-        </w:rPr>
-        <w:t>Status: Entregue (desenvolvido)</w:t>
-        <w:br/>
+        <w:t>3. Solução</w:t>
       </w:r>
     </w:p>
     <w:p>
       <w:r>
-        <w:br w:type="page"/>
+        <w:t>Tratar LGPD como parte do pipeline de eventos. Regras: (1) consentimento via flag consent_id no payload — só publica dado pessoal se houver base legal; (2) criptografia em repouso (campo sensível cifrado) e em trânsito (TLS); (3) anonimizar ao sair do contexto primário (hash irreversível ou tokenização); (4) retenção com TTL — job apaga após X dias. O payload leva subject_id em vez de CPF nas etapas downstream.</w:t>
       </w:r>
     </w:p>
     <w:p>
       <w:pPr>
-        <w:pStyle w:val="Heading2"/>
+        <w:pStyle w:val="Heading1"/>
       </w:pPr>
       <w:r>
-        <w:rPr>
-          <w:color w:val="8B1E1E"/>
-        </w:rPr>
-        <w:t>Resumo Executivo</w:t>
+        <w:t>4. Como funciona (pipeline)</w:t>
       </w:r>
     </w:p>
     <w:p>
       <w:r>
-        <w:t>Padrao LGPD para o ecossistema de dados/eventos: minimizacao, consentimento por fluxo, anonimizacao em logs/traces e direito ao esquecimento via delete em cascata. Entrego o padrao e um util de anonimizacao.</w:t>
-      </w:r>
-    </w:p>
-    <w:p>
-      <w:r>
-        <w:t>Eventos e traces carregam PII (e-mail, CNPJ); sem controle, vazamento e processo administrativo.</w:t>
+        <w:t>[ver fluxo / gráfico no documento HTML]</w:t>
       </w:r>
     </w:p>
     <w:p>
       <w:pPr>
-        <w:pStyle w:val="Heading2"/>
+        <w:pStyle w:val="Heading1"/>
       </w:pPr>
       <w:r>
-        <w:rPr>
-          <w:color w:val="8B1E1E"/>
-        </w:rPr>
-        <w:t>Contexto de Producao</w:t>
-      </w:r>
-    </w:p>
-    <w:p>
-      <w:pPr>
-        <w:pStyle w:val="ListBullet"/>
-      </w:pPr>
-      <w:r>
-        <w:t>Logs de agente gravavam e-mail inteiro.</w:t>
-      </w:r>
-    </w:p>
-    <w:p>
-      <w:pPr>
-        <w:pStyle w:val="ListBullet"/>
-      </w:pPr>
-      <w:r>
-        <w:t>Sem consentimento por finalidade.</w:t>
-      </w:r>
-    </w:p>
-    <w:p>
-      <w:pPr>
-        <w:pStyle w:val="ListBullet"/>
-      </w:pPr>
-      <w:r>
-        <w:t>Pedido de exclusao nao propagava.</w:t>
-      </w:r>
-    </w:p>
-    <w:p>
-      <w:pPr>
-        <w:pStyle w:val="Heading2"/>
-      </w:pPr>
-      <w:r>
-        <w:rPr>
-          <w:color w:val="8B1E1E"/>
-        </w:rPr>
-        <w:t>Diagnostico</w:t>
+        <w:t>5. Antes vs Depois</w:t>
       </w:r>
     </w:p>
     <w:tbl>
       <w:tblPr>
-        <w:tblStyle w:val="LightGrid-Accent1"/>
         <w:tblW w:type="auto" w:w="0"/>
         <w:tblLook w:firstColumn="1" w:firstRow="1" w:lastColumn="0" w:lastRow="0" w:noHBand="0" w:noVBand="1" w:val="04A0"/>
       </w:tblPr>
       <w:tblGrid>
-        <w:gridCol w:w="4419"/>
-        <w:gridCol w:w="4419"/>
+  </w:tblGrid>
+    </w:tbl>
+    <w:tbl>
+      <w:tblPr>
+        <w:tblW w:type="auto" w:w="0"/>
+        <w:tblLook w:firstColumn="1" w:firstRow="1" w:lastColumn="0" w:lastRow="0" w:noHBand="0" w:noVBand="1" w:val="04A0"/>
+      </w:tblPr>
+      <w:tblGrid>
+        <w:gridCol w:w="2880"/>
+        <w:gridCol w:w="2880"/>
+        <w:gridCol w:w="2880"/>
       </w:tblGrid>
       <w:tr>
         <w:tc>
           <w:tcPr>
-            <w:tcW w:type="dxa" w:w="4419"/>
+            <w:tcW w:type="dxa" w:w="2880"/>
           </w:tcPr>
           <w:p>
             <w:r>
-              <w:t>Hoje</w:t>
+              <w:t>Cenário</w:t>
             </w:r>
           </w:p>
         </w:tc>
         <w:tc>
           <w:tcPr>
-            <w:tcW w:type="dxa" w:w="4419"/>
+            <w:tcW w:type="dxa" w:w="2880"/>
           </w:tcPr>
           <w:p>
             <w:r>
-              <w:t>Alvo</w:t>
+              <w:t>Antes (texto puro)</w:t>
+            </w:r>
+          </w:p>
+        </w:tc>
+        <w:tc>
+          <w:tcPr>
+            <w:tcW w:type="dxa" w:w="2880"/>
+          </w:tcPr>
+          <w:p>
+            <w:r>
+              <w:t>Depois (conforme LGPD)</w:t>
             </w:r>
           </w:p>
         </w:tc>
@@ -191,355 +143,7 @@
       <w:tr>
         <w:tc>
           <w:tcPr>
-            <w:tcW w:type="dxa" w:w="4419"/>
-          </w:tcPr>
-          <w:p>
-            <w:r>
-              <w:t>PII em log/trace</w:t>
-            </w:r>
-          </w:p>
-        </w:tc>
-        <w:tc>
-          <w:tcPr>
-            <w:tcW w:type="dxa" w:w="4419"/>
-          </w:tcPr>
-          <w:p>
-            <w:r>
-              <w:t>anonimizado</w:t>
-            </w:r>
-          </w:p>
-        </w:tc>
-      </w:tr>
-      <w:tr>
-        <w:tc>
-          <w:tcPr>
-            <w:tcW w:type="dxa" w:w="4419"/>
-          </w:tcPr>
-          <w:p>
-            <w:r>
-              <w:t>sem consentimento</w:t>
-            </w:r>
-          </w:p>
-        </w:tc>
-        <w:tc>
-          <w:tcPr>
-            <w:tcW w:type="dxa" w:w="4419"/>
-          </w:tcPr>
-          <w:p>
-            <w:r>
-              <w:t>consent por finalidade</w:t>
-            </w:r>
-          </w:p>
-        </w:tc>
-      </w:tr>
-      <w:tr>
-        <w:tc>
-          <w:tcPr>
-            <w:tcW w:type="dxa" w:w="4419"/>
-          </w:tcPr>
-          <w:p>
-            <w:r>
-              <w:t>delete parcial</w:t>
-            </w:r>
-          </w:p>
-        </w:tc>
-        <w:tc>
-          <w:tcPr>
-            <w:tcW w:type="dxa" w:w="4419"/>
-          </w:tcPr>
-          <w:p>
-            <w:r>
-              <w:t>cascata</w:t>
-            </w:r>
-          </w:p>
-        </w:tc>
-      </w:tr>
-    </w:tbl>
-    <w:p>
-      <w:pPr>
-        <w:pStyle w:val="Heading2"/>
-      </w:pPr>
-      <w:r>
-        <w:rPr>
-          <w:color w:val="8B1E1E"/>
-        </w:rPr>
-        <w:t>Decisao Arquitetural (ADR)</w:t>
-      </w:r>
-    </w:p>
-    <w:p>
-      <w:r>
-        <w:t>ADR-054 — Tratamento de PII</w:t>
-      </w:r>
-    </w:p>
-    <w:tbl>
-      <w:tblPr>
-        <w:tblStyle w:val="LightGrid-Accent1"/>
-        <w:tblW w:type="auto" w:w="0"/>
-        <w:tblLook w:firstColumn="1" w:firstRow="1" w:lastColumn="0" w:lastRow="0" w:noHBand="0" w:noVBand="1" w:val="04A0"/>
-      </w:tblPr>
-      <w:tblGrid>
-        <w:gridCol w:w="2209"/>
-        <w:gridCol w:w="2209"/>
-        <w:gridCol w:w="2209"/>
-        <w:gridCol w:w="2209"/>
-      </w:tblGrid>
-      <w:tr>
-        <w:tc>
-          <w:tcPr>
-            <w:tcW w:type="dxa" w:w="2209"/>
-          </w:tcPr>
-          <w:p>
-            <w:r>
-              <w:t>Opcao</w:t>
-            </w:r>
-          </w:p>
-        </w:tc>
-        <w:tc>
-          <w:tcPr>
-            <w:tcW w:type="dxa" w:w="2209"/>
-          </w:tcPr>
-          <w:p>
-            <w:r>
-              <w:t>Pro</w:t>
-            </w:r>
-          </w:p>
-        </w:tc>
-        <w:tc>
-          <w:tcPr>
-            <w:tcW w:type="dxa" w:w="2209"/>
-          </w:tcPr>
-          <w:p>
-            <w:r>
-              <w:t>Contra</w:t>
-            </w:r>
-          </w:p>
-        </w:tc>
-        <w:tc>
-          <w:tcPr>
-            <w:tcW w:type="dxa" w:w="2209"/>
-          </w:tcPr>
-          <w:p>
-            <w:r>
-              <w:t>Decisao</w:t>
-            </w:r>
-          </w:p>
-        </w:tc>
-      </w:tr>
-      <w:tr>
-        <w:tc>
-          <w:tcPr>
-            <w:tcW w:type="dxa" w:w="2209"/>
-          </w:tcPr>
-          <w:p>
-            <w:r>
-              <w:t>Anon + consent + delete cascata</w:t>
-            </w:r>
-          </w:p>
-        </w:tc>
-        <w:tc>
-          <w:tcPr>
-            <w:tcW w:type="dxa" w:w="2209"/>
-          </w:tcPr>
-          <w:p>
-            <w:r>
-              <w:t>conforme LGPD</w:t>
-            </w:r>
-          </w:p>
-        </w:tc>
-        <w:tc>
-          <w:tcPr>
-            <w:tcW w:type="dxa" w:w="2209"/>
-          </w:tcPr>
-          <w:p>
-            <w:r>
-              <w:t>governanca</w:t>
-            </w:r>
-          </w:p>
-        </w:tc>
-        <w:tc>
-          <w:tcPr>
-            <w:tcW w:type="dxa" w:w="2209"/>
-          </w:tcPr>
-          <w:p>
-            <w:r>
-              <w:t>ESCOLHIDA</w:t>
-            </w:r>
-          </w:p>
-        </w:tc>
-      </w:tr>
-    </w:tbl>
-    <w:p>
-      <w:r>
-        <w:rPr>
-          <w:b/>
-        </w:rPr>
-        <w:t xml:space="preserve">Nota: </w:t>
-      </w:r>
-      <w:r>
-        <w:t>Minimizacao por padrao; PII so com consentimento e retencao definida.</w:t>
-      </w:r>
-    </w:p>
-    <w:p>
-      <w:pPr>
-        <w:pStyle w:val="Heading2"/>
-      </w:pPr>
-      <w:r>
-        <w:rPr>
-          <w:color w:val="8B1E1E"/>
-        </w:rPr>
-        <w:t>Entregas</w:t>
-      </w:r>
-    </w:p>
-    <w:p>
-      <w:pPr>
-        <w:pStyle w:val="ListBullet"/>
-      </w:pPr>
-      <w:r>
-        <w:t>LGPD-DATA.md.</w:t>
-      </w:r>
-    </w:p>
-    <w:p>
-      <w:pPr>
-        <w:pStyle w:val="ListBullet"/>
-      </w:pPr>
-      <w:r>
-        <w:t>anon.py.</w:t>
-      </w:r>
-    </w:p>
-    <w:p>
-      <w:pPr>
-        <w:pStyle w:val="ListBullet"/>
-      </w:pPr>
-      <w:r>
-        <w:t>retention_policy.sql.</w:t>
-      </w:r>
-    </w:p>
-    <w:p>
-      <w:pPr>
-        <w:pStyle w:val="Heading2"/>
-      </w:pPr>
-      <w:r>
-        <w:rPr>
-          <w:color w:val="8B1E1E"/>
-        </w:rPr>
-        <w:t>Validacao</w:t>
-      </w:r>
-    </w:p>
-    <w:p>
-      <w:pPr>
-        <w:pStyle w:val="ListNumber"/>
-      </w:pPr>
-      <w:r>
-        <w:t>Varrer logs: 0 e-mail/CNPJ cru.</w:t>
-      </w:r>
-    </w:p>
-    <w:p>
-      <w:pPr>
-        <w:pStyle w:val="ListNumber"/>
-      </w:pPr>
-      <w:r>
-        <w:t>Simular exclusao: delete em todas as tabelas.</w:t>
-      </w:r>
-    </w:p>
-    <w:p>
-      <w:pPr>
-        <w:pStyle w:val="ListNumber"/>
-      </w:pPr>
-      <w:r>
-        <w:t>Auditoria: consentimento por finalidade.</w:t>
-      </w:r>
-    </w:p>
-    <w:p>
-      <w:pPr>
-        <w:pStyle w:val="Heading2"/>
-      </w:pPr>
-      <w:r>
-        <w:rPr>
-          <w:color w:val="8B1E1E"/>
-        </w:rPr>
-        <w:t>Metricas e SLO</w:t>
-      </w:r>
-    </w:p>
-    <w:tbl>
-      <w:tblPr>
-        <w:tblStyle w:val="LightGrid-Accent1"/>
-        <w:tblW w:type="auto" w:w="0"/>
-        <w:tblLook w:firstColumn="1" w:firstRow="1" w:lastColumn="0" w:lastRow="0" w:noHBand="0" w:noVBand="1" w:val="04A0"/>
-      </w:tblPr>
-      <w:tblGrid>
-        <w:gridCol w:w="4419"/>
-        <w:gridCol w:w="4419"/>
-      </w:tblGrid>
-      <w:tr>
-        <w:tc>
-          <w:tcPr>
-            <w:tcW w:type="dxa" w:w="4419"/>
-          </w:tcPr>
-          <w:p>
-            <w:r>
-              <w:t>SLO</w:t>
-            </w:r>
-          </w:p>
-        </w:tc>
-        <w:tc>
-          <w:tcPr>
-            <w:tcW w:type="dxa" w:w="4419"/>
-          </w:tcPr>
-          <w:p>
-            <w:r>
-              <w:t>Alvo</w:t>
-            </w:r>
-          </w:p>
-        </w:tc>
-      </w:tr>
-      <w:tr>
-        <w:tc>
-          <w:tcPr>
-            <w:tcW w:type="dxa" w:w="4419"/>
-          </w:tcPr>
-          <w:p>
-            <w:r>
-              <w:t>PII em log</w:t>
-            </w:r>
-          </w:p>
-        </w:tc>
-        <w:tc>
-          <w:tcPr>
-            <w:tcW w:type="dxa" w:w="4419"/>
-          </w:tcPr>
-          <w:p>
-            <w:r>
-              <w:t>0</w:t>
-            </w:r>
-          </w:p>
-        </w:tc>
-      </w:tr>
-      <w:tr>
-        <w:tc>
-          <w:tcPr>
-            <w:tcW w:type="dxa" w:w="4419"/>
-          </w:tcPr>
-          <w:p>
-            <w:r>
-              <w:t>Exclusao</w:t>
-            </w:r>
-          </w:p>
-        </w:tc>
-        <w:tc>
-          <w:tcPr>
-            <w:tcW w:type="dxa" w:w="4419"/>
-          </w:tcPr>
-          <w:p>
-            <w:r>
-              <w:t>&lt;= 15 dias</w:t>
-            </w:r>
-          </w:p>
-        </w:tc>
-      </w:tr>
-      <w:tr>
-        <w:tc>
-          <w:tcPr>
-            <w:tcW w:type="dxa" w:w="4419"/>
+            <w:tcW w:type="dxa" w:w="2880"/>
           </w:tcPr>
           <w:p>
             <w:r>
@@ -549,11 +153,117 @@
         </w:tc>
         <w:tc>
           <w:tcPr>
-            <w:tcW w:type="dxa" w:w="4419"/>
+            <w:tcW w:type="dxa" w:w="2880"/>
           </w:tcPr>
           <w:p>
             <w:r>
-              <w:t>100% fluxos</w:t>
+              <w:t>Ausente</w:t>
+            </w:r>
+          </w:p>
+        </w:tc>
+        <w:tc>
+          <w:tcPr>
+            <w:tcW w:type="dxa" w:w="2880"/>
+          </w:tcPr>
+          <w:p>
+            <w:r>
+              <w:t>Flag consent_id obrigatória</w:t>
+            </w:r>
+          </w:p>
+        </w:tc>
+      </w:tr>
+      <w:tr>
+        <w:tc>
+          <w:tcPr>
+            <w:tcW w:type="dxa" w:w="2880"/>
+          </w:tcPr>
+          <w:p>
+            <w:r>
+              <w:t>CPF em trânsito</w:t>
+            </w:r>
+          </w:p>
+        </w:tc>
+        <w:tc>
+          <w:tcPr>
+            <w:tcW w:type="dxa" w:w="2880"/>
+          </w:tcPr>
+          <w:p>
+            <w:r>
+              <w:t>Visível</w:t>
+            </w:r>
+          </w:p>
+        </w:tc>
+        <w:tc>
+          <w:tcPr>
+            <w:tcW w:type="dxa" w:w="2880"/>
+          </w:tcPr>
+          <w:p>
+            <w:r>
+              <w:t>Cifrado + tokenizado</w:t>
+            </w:r>
+          </w:p>
+        </w:tc>
+      </w:tr>
+      <w:tr>
+        <w:tc>
+          <w:tcPr>
+            <w:tcW w:type="dxa" w:w="2880"/>
+          </w:tcPr>
+          <w:p>
+            <w:r>
+              <w:t>Pedido de apagamento</w:t>
+            </w:r>
+          </w:p>
+        </w:tc>
+        <w:tc>
+          <w:tcPr>
+            <w:tcW w:type="dxa" w:w="2880"/>
+          </w:tcPr>
+          <w:p>
+            <w:r>
+              <w:t>90 dias</w:t>
+            </w:r>
+          </w:p>
+        </w:tc>
+        <w:tc>
+          <w:tcPr>
+            <w:tcW w:type="dxa" w:w="2880"/>
+          </w:tcPr>
+          <w:p>
+            <w:r>
+              <w:t>&lt; 1 dia (subject_id)</w:t>
+            </w:r>
+          </w:p>
+        </w:tc>
+      </w:tr>
+      <w:tr>
+        <w:tc>
+          <w:tcPr>
+            <w:tcW w:type="dxa" w:w="2880"/>
+          </w:tcPr>
+          <w:p>
+            <w:r>
+              <w:t>Retenção</w:t>
+            </w:r>
+          </w:p>
+        </w:tc>
+        <w:tc>
+          <w:tcPr>
+            <w:tcW w:type="dxa" w:w="2880"/>
+          </w:tcPr>
+          <w:p>
+            <w:r>
+              <w:t>Infinita</w:t>
+            </w:r>
+          </w:p>
+        </w:tc>
+        <w:tc>
+          <w:tcPr>
+            <w:tcW w:type="dxa" w:w="2880"/>
+          </w:tcPr>
+          <w:p>
+            <w:r>
+              <w:t>TTL 365d</w:t>
             </w:r>
           </w:p>
         </w:tc>
@@ -561,101 +271,10 @@
     </w:tbl>
     <w:p>
       <w:pPr>
-        <w:pStyle w:val="Heading2"/>
+        <w:pStyle w:val="Heading1"/>
       </w:pPr>
       <w:r>
-        <w:rPr>
-          <w:color w:val="8B1E1E"/>
-        </w:rPr>
-        <w:t>Riscos</w:t>
-      </w:r>
-    </w:p>
-    <w:tbl>
-      <w:tblPr>
-        <w:tblStyle w:val="LightGrid-Accent1"/>
-        <w:tblW w:type="auto" w:w="0"/>
-        <w:tblLook w:firstColumn="1" w:firstRow="1" w:lastColumn="0" w:lastRow="0" w:noHBand="0" w:noVBand="1" w:val="04A0"/>
-      </w:tblPr>
-      <w:tblGrid>
-        <w:gridCol w:w="4419"/>
-        <w:gridCol w:w="4419"/>
-      </w:tblGrid>
-      <w:tr>
-        <w:tc>
-          <w:tcPr>
-            <w:tcW w:type="dxa" w:w="4419"/>
-          </w:tcPr>
-          <w:p>
-            <w:r>
-              <w:t>Risco</w:t>
-            </w:r>
-          </w:p>
-        </w:tc>
-        <w:tc>
-          <w:tcPr>
-            <w:tcW w:type="dxa" w:w="4419"/>
-          </w:tcPr>
-          <w:p>
-            <w:r>
-              <w:t>Mitigacao</w:t>
-            </w:r>
-          </w:p>
-        </w:tc>
-      </w:tr>
-      <w:tr>
-        <w:tc>
-          <w:tcPr>
-            <w:tcW w:type="dxa" w:w="4419"/>
-          </w:tcPr>
-          <w:p>
-            <w:r>
-              <w:t>Delete esquece tabela</w:t>
-            </w:r>
-          </w:p>
-        </w:tc>
-        <w:tc>
-          <w:tcPr>
-            <w:tcW w:type="dxa" w:w="4419"/>
-          </w:tcPr>
-          <w:p>
-            <w:r>
-              <w:t>mapear subject</w:t>
-            </w:r>
-          </w:p>
-        </w:tc>
-      </w:tr>
-      <w:tr>
-        <w:tc>
-          <w:tcPr>
-            <w:tcW w:type="dxa" w:w="4419"/>
-          </w:tcPr>
-          <w:p>
-            <w:r>
-              <w:t>Cache PII</w:t>
-            </w:r>
-          </w:p>
-        </w:tc>
-        <w:tc>
-          <w:tcPr>
-            <w:tcW w:type="dxa" w:w="4419"/>
-          </w:tcPr>
-          <w:p>
-            <w:r>
-              <w:t>nao cachear</w:t>
-            </w:r>
-          </w:p>
-        </w:tc>
-      </w:tr>
-    </w:tbl>
-    <w:p>
-      <w:pPr>
-        <w:pStyle w:val="Heading2"/>
-      </w:pPr>
-      <w:r>
-        <w:rPr>
-          <w:color w:val="8B1E1E"/>
-        </w:rPr>
-        <w:t>Proximos Passos</w:t>
+        <w:t>6. Entregas</w:t>
       </w:r>
     </w:p>
     <w:p>
@@ -663,7 +282,7 @@
         <w:pStyle w:val="ListBullet"/>
       </w:pPr>
       <w:r>
-        <w:t>Data map de PII.</w:t>
+        <w:t>Schema lead_event.avsc: campos sensíveis marcados pii:true.</w:t>
       </w:r>
     </w:p>
     <w:p>
@@ -671,12 +290,59 @@
         <w:pStyle w:val="ListBullet"/>
       </w:pPr>
       <w:r>
-        <w:t>Alerta de PII em logs.</w:t>
+        <w:t>Lib lgpd_crypto.py: encrypt/decrypt AES + tokenize.</w:t>
+      </w:r>
+    </w:p>
+    <w:p>
+      <w:pPr>
+        <w:pStyle w:val="ListBullet"/>
+      </w:pPr>
+      <w:r>
+        <w:t>Job retention_purge.py: varre e apaga por subject_id / TTL.</w:t>
+      </w:r>
+    </w:p>
+    <w:p>
+      <w:pPr>
+        <w:pStyle w:val="ListBullet"/>
+      </w:pPr>
+      <w:r>
+        <w:t>Doc mapa-dados.md: onde cada PII vive e seu prazo.</w:t>
+      </w:r>
+    </w:p>
+    <w:p>
+      <w:pPr>
+        <w:pStyle w:val="Heading1"/>
+      </w:pPr>
+      <w:r>
+        <w:t>7. Métricas</w:t>
+      </w:r>
+    </w:p>
+    <w:p>
+      <w:r>
+        <w:t>Conformidade LGPD (score 0-100)M1M2M3M4M5M6M7M8M9M10M11M12Mês 1</w:t>
+      </w:r>
+    </w:p>
+    <w:p>
+      <w:r>
+        <w:t>Meta: 100% dos eventos com consentimento, zero PII em texto puro em trânsito e pedido de apagamento resolvido em</w:t>
+      </w:r>
+    </w:p>
+    <w:p>
+      <w:pPr>
+        <w:pStyle w:val="Heading1"/>
+      </w:pPr>
+      <w:r>
+        <w:t>8. Status final</w:t>
+      </w:r>
+    </w:p>
+    <w:p>
+      <w:r>
+        <w:t>NÃO publicado — Desenvolvido e em homologação. Aguarda revisão antes de produção.</w:t>
       </w:r>
     </w:p>
     <w:sectPr>
       <w:pgSz w:w="12240" w:h="15840"/>
-      <w:pgMar w:top="1417" w:right="1701" w:bottom="1417" w:left="1701" w:header="720" w:footer="720" w:gutter="0"/>
+      <w:pgMar w:top="1440" w:right="1800" w:bottom="1440" w:left="1800" w:header="720" w:footer="720" w:gutter="0"/>
       <w:cols w:space="720"/>
       <w:docGrid w:linePitch="360"/>
     </w:sectPr>
@@ -1047,10 +713,6 @@
     <w:name w:val="Normal"/>
     <w:qFormat/>
     <w:rsid w:val="00FC693F"/>
-    <w:rPr>
-      <w:rFonts w:ascii="Calibri" w:hAnsi="Calibri"/>
-      <w:sz w:val="22"/>
-    </w:rPr>
   </w:style>
   <w:style w:type="paragraph" w:styleId="Header">
     <w:name w:val="header"/>
